--- a/Fase 1/Evidencia Grupal/1.5_GuiaEstudiante_Fase 1_Definicion Proyecto APT.docx
+++ b/Fase 1/Evidencia Grupal/1.5_GuiaEstudiante_Fase 1_Definicion Proyecto APT.docx
@@ -580,6 +580,14 @@
               </w:rPr>
               <w:t>Camilo González</w:t>
             </w:r>
+            <w:r>
+              <w:rPr>
+                <w:rFonts w:ascii="Arial" w:hAnsi="Arial" w:cs="Arial"/>
+                <w:b/>
+                <w:sz w:val="20"/>
+              </w:rPr>
+              <w:t xml:space="preserve"> – Alexander Patiño – Samuel Solis</w:t>
+            </w:r>
           </w:p>
         </w:tc>
       </w:tr>
@@ -628,6 +636,34 @@
                 <w:b/>
               </w:rPr>
               <w:t>20.496.689-3</w:t>
+            </w:r>
+            <w:r>
+              <w:rPr>
+                <w:rFonts w:ascii="Arial" w:hAnsi="Arial" w:cs="Arial"/>
+                <w:b/>
+              </w:rPr>
+              <w:t xml:space="preserve">  -   </w:t>
+            </w:r>
+            <w:r>
+              <w:rPr>
+                <w:rFonts w:ascii="Arial" w:hAnsi="Arial" w:cs="Arial"/>
+                <w:b/>
+              </w:rPr>
+              <w:t>27.228.887-9</w:t>
+            </w:r>
+            <w:r>
+              <w:rPr>
+                <w:rFonts w:ascii="Arial" w:hAnsi="Arial" w:cs="Arial"/>
+                <w:b/>
+              </w:rPr>
+              <w:t xml:space="preserve">     -    </w:t>
+            </w:r>
+            <w:r>
+              <w:rPr>
+                <w:rFonts w:ascii="Arial" w:hAnsi="Arial" w:cs="Arial"/>
+                <w:b/>
+              </w:rPr>
+              <w:t>17.108.861-5</w:t>
             </w:r>
           </w:p>
         </w:tc>
@@ -1321,23 +1357,7 @@
                 <w:rFonts w:ascii="Arial" w:hAnsi="Arial" w:cs="Arial"/>
                 <w:sz w:val="18"/>
               </w:rPr>
-              <w:t xml:space="preserve">Localito nace de un dolor operacional observable en almacenes, botillerías, </w:t>
-            </w:r>
-            <w:proofErr w:type="spellStart"/>
-            <w:r>
-              <w:rPr>
-                <w:rFonts w:ascii="Arial" w:hAnsi="Arial" w:cs="Arial"/>
-                <w:sz w:val="18"/>
-              </w:rPr>
-              <w:t>minimarkets</w:t>
-            </w:r>
-            <w:proofErr w:type="spellEnd"/>
-            <w:r>
-              <w:rPr>
-                <w:rFonts w:ascii="Arial" w:hAnsi="Arial" w:cs="Arial"/>
-                <w:sz w:val="18"/>
-              </w:rPr>
-              <w:t xml:space="preserve"> y otros comercios de barrio chilenos: una parte importante de sus ventas, inventario, caja y cuentas fiadas se controla mediante cuadernos, memoria, planillas separadas o sistemas genéricos que no siempre se adaptan a una operación móvil y de baja complejidad. Esta fragmentación dificulta conocer el stock real, detectar diferencias de caja, recordar deudas, reponer oportunamente y tomar decisiones con información confiable.</w:t>
+              <w:t>Localito nace de un dolor operacional observable en almacenes, botillerías, minimarkets y otros comercios de barrio chilenos: una parte importante de sus ventas, inventario, caja y cuentas fiadas se controla mediante cuadernos, memoria, planillas separadas o sistemas genéricos que no siempre se adaptan a una operación móvil y de baja complejidad. Esta fragmentación dificulta conocer el stock real, detectar diferencias de caja, recordar deudas, reponer oportunamente y tomar decisiones con información confiable.</w:t>
             </w:r>
           </w:p>
           <w:p>
@@ -1369,14 +1389,7 @@
                 <w:rFonts w:ascii="Arial" w:hAnsi="Arial" w:cs="Arial"/>
                 <w:sz w:val="18"/>
               </w:rPr>
-              <w:t xml:space="preserve">La propuesta de valor es reunir ventas, inventario, clientes, fiado, caja, compras y proveedores en una PWA instalable y accesible desde el celular. Como diferenciadores, incorpora aislamiento de datos por negocio, funcionamiento controlado ante conectividad inestable, lectura de códigos de barras y reconocimiento visual opcional con confirmación humana. El modelo comercial es una suscripción mensual simple por negocio, todavía sujeta a validación mediante entrevistas, demostraciones y disposición a pagar. </w:t>
-            </w:r>
-            <w:r>
-              <w:rPr>
-                <w:rFonts w:ascii="Arial" w:hAnsi="Arial" w:cs="Arial"/>
-                <w:sz w:val="18"/>
-              </w:rPr>
-              <w:t>No se atribuyen ventas, ahorros ni retorno de inversión mientras no exista evidencia medida.</w:t>
+              <w:t>La propuesta de valor es reunir ventas, inventario, clientes, fiado, caja, compras y proveedores en una PWA instalable y accesible desde el celular. Como diferenciadores, incorpora aislamiento de datos por negocio, funcionamiento controlado ante conectividad inestable, lectura de códigos de barras y reconocimiento visual opcional con confirmación humana. El modelo comercial es una suscripción mensual simple por negocio, todavía sujeta a validación mediante entrevistas, demostraciones y disposición a pagar. No se atribuyen ventas, ahorros ni retorno de inversión mientras no exista evidencia medida.</w:t>
             </w:r>
           </w:p>
           <w:p>
@@ -1392,23 +1405,7 @@
                 <w:rFonts w:ascii="Arial" w:hAnsi="Arial" w:cs="Arial"/>
                 <w:sz w:val="18"/>
               </w:rPr>
-              <w:t xml:space="preserve">Para la informática, el proyecto es relevante porque exige resolver seguridad, arquitectura </w:t>
-            </w:r>
-            <w:proofErr w:type="spellStart"/>
-            <w:r>
-              <w:rPr>
-                <w:rFonts w:ascii="Arial" w:hAnsi="Arial" w:cs="Arial"/>
-                <w:sz w:val="18"/>
-              </w:rPr>
-              <w:t>multi-tenant</w:t>
-            </w:r>
-            <w:proofErr w:type="spellEnd"/>
-            <w:r>
-              <w:rPr>
-                <w:rFonts w:ascii="Arial" w:hAnsi="Arial" w:cs="Arial"/>
-                <w:sz w:val="18"/>
-              </w:rPr>
-              <w:t>, consistencia transaccional, experiencia móvil, pruebas, despliegue y trazabilidad; son desafíos propios del desarrollo profesional de software y de productos digitales vendibles.</w:t>
+              <w:t>Para la informática, el proyecto es relevante porque exige resolver seguridad, arquitectura multi-tenant, consistencia transaccional, experiencia móvil, pruebas, despliegue y trazabilidad; son desafíos propios del desarrollo profesional de software y de productos digitales vendibles.</w:t>
             </w:r>
           </w:p>
         </w:tc>
@@ -1531,23 +1528,7 @@
                 <w:rFonts w:ascii="Arial" w:hAnsi="Arial" w:cs="Arial"/>
                 <w:sz w:val="18"/>
               </w:rPr>
-              <w:t xml:space="preserve">Localito se relaciona directamente con el perfil de egreso de Ingeniería en Informática porque integra el ciclo completo de una solución: análisis de una necesidad, planificación, diseño de arquitectura, construcción de un modelo de datos, desarrollo full </w:t>
-            </w:r>
-            <w:proofErr w:type="spellStart"/>
-            <w:r>
-              <w:rPr>
-                <w:rFonts w:ascii="Arial" w:hAnsi="Arial" w:cs="Arial"/>
-                <w:sz w:val="18"/>
-              </w:rPr>
-              <w:t>stack</w:t>
-            </w:r>
-            <w:proofErr w:type="spellEnd"/>
-            <w:r>
-              <w:rPr>
-                <w:rFonts w:ascii="Arial" w:hAnsi="Arial" w:cs="Arial"/>
-                <w:sz w:val="18"/>
-              </w:rPr>
-              <w:t>, integración de componentes, pruebas y preparación de despliegue.</w:t>
+              <w:t>Localito se relaciona directamente con el perfil de egreso de Ingeniería en Informática porque integra el ciclo completo de una solución: análisis de una necesidad, planificación, diseño de arquitectura, construcción de un modelo de datos, desarrollo full stack, integración de componentes, pruebas y preparación de despliegue.</w:t>
             </w:r>
           </w:p>
           <w:p>
@@ -1563,39 +1544,7 @@
                 <w:rFonts w:ascii="Arial" w:hAnsi="Arial" w:cs="Arial"/>
                 <w:sz w:val="18"/>
               </w:rPr>
-              <w:t xml:space="preserve">La competencia de pruebas se aplica al definir criterios de aceptación, automatizar reglas críticas y documentar casos manuales. La gestión de proyectos se evidencia en el alcance, backlog, </w:t>
-            </w:r>
-            <w:proofErr w:type="spellStart"/>
-            <w:r>
-              <w:rPr>
-                <w:rFonts w:ascii="Arial" w:hAnsi="Arial" w:cs="Arial"/>
-                <w:sz w:val="18"/>
-              </w:rPr>
-              <w:t>sprints</w:t>
-            </w:r>
-            <w:proofErr w:type="spellEnd"/>
-            <w:r>
-              <w:rPr>
-                <w:rFonts w:ascii="Arial" w:hAnsi="Arial" w:cs="Arial"/>
-                <w:sz w:val="18"/>
-              </w:rPr>
-              <w:t xml:space="preserve">, riesgos, responsables y control de avances. El modelamiento de datos es necesario para separar negocios y mantener consistencia en ventas, stock, caja y fiados. El desarrollo e implantación de software se materializa en la PWA </w:t>
-            </w:r>
-            <w:proofErr w:type="spellStart"/>
-            <w:r>
-              <w:rPr>
-                <w:rFonts w:ascii="Arial" w:hAnsi="Arial" w:cs="Arial"/>
-                <w:sz w:val="18"/>
-              </w:rPr>
-              <w:t>React</w:t>
-            </w:r>
-            <w:proofErr w:type="spellEnd"/>
-            <w:r>
-              <w:rPr>
-                <w:rFonts w:ascii="Arial" w:hAnsi="Arial" w:cs="Arial"/>
-                <w:sz w:val="18"/>
-              </w:rPr>
-              <w:t>, la API Node.js, PostgreSQL, seguridad por roles y configuración de despliegue. En conjunto, estas competencias permiten responder de forma trazable y mantenible a la problemática seleccionada.</w:t>
+              <w:t>La competencia de pruebas se aplica al definir criterios de aceptación, automatizar reglas críticas y documentar casos manuales. La gestión de proyectos se evidencia en el alcance, backlog, sprints, riesgos, responsables y control de avances. El modelamiento de datos es necesario para separar negocios y mantener consistencia en ventas, stock, caja y fiados. El desarrollo e implantación de software se materializa en la PWA React, la API Node.js, PostgreSQL, seguridad por roles y configuración de despliegue. En conjunto, estas competencias permiten responder de forma trazable y mantenible a la problemática seleccionada.</w:t>
             </w:r>
           </w:p>
         </w:tc>
@@ -1718,39 +1667,7 @@
                 <w:rFonts w:ascii="Arial" w:hAnsi="Arial" w:cs="Arial"/>
                 <w:sz w:val="18"/>
               </w:rPr>
-              <w:t xml:space="preserve">El proyecto es factible durante un semestre de 18 semanas porque se trabajará sobre un MVP priorizado y un prototipo base, usando tecnologías disponibles para el equipo: computadores personales, teléfonos móviles, Git, Node.js, </w:t>
-            </w:r>
-            <w:proofErr w:type="spellStart"/>
-            <w:r>
-              <w:rPr>
-                <w:rFonts w:ascii="Arial" w:hAnsi="Arial" w:cs="Arial"/>
-                <w:sz w:val="18"/>
-              </w:rPr>
-              <w:t>React</w:t>
-            </w:r>
-            <w:proofErr w:type="spellEnd"/>
-            <w:r>
-              <w:rPr>
-                <w:rFonts w:ascii="Arial" w:hAnsi="Arial" w:cs="Arial"/>
-                <w:sz w:val="18"/>
-              </w:rPr>
-              <w:t xml:space="preserve">, </w:t>
-            </w:r>
-            <w:proofErr w:type="spellStart"/>
-            <w:r>
-              <w:rPr>
-                <w:rFonts w:ascii="Arial" w:hAnsi="Arial" w:cs="Arial"/>
-                <w:sz w:val="18"/>
-              </w:rPr>
-              <w:t>TypeScript</w:t>
-            </w:r>
-            <w:proofErr w:type="spellEnd"/>
-            <w:r>
-              <w:rPr>
-                <w:rFonts w:ascii="Arial" w:hAnsi="Arial" w:cs="Arial"/>
-                <w:sz w:val="18"/>
-              </w:rPr>
-              <w:t>, PostgreSQL y servicios de despliegue con planes académicos o gratuitos. El trabajo se distribuirá en iteraciones cortas con responsables definidos y evidencia verificable.</w:t>
+              <w:t>El proyecto es factible durante un semestre de 18 semanas porque se trabajará sobre un MVP priorizado y un prototipo base, usando tecnologías disponibles para el equipo: computadores personales, teléfonos móviles, Git, Node.js, React, TypeScript, PostgreSQL y servicios de despliegue con planes académicos o gratuitos. El trabajo se distribuirá en iteraciones cortas con responsables definidos y evidencia verificable.</w:t>
             </w:r>
           </w:p>
           <w:p>
@@ -1766,14 +1683,7 @@
                 <w:rFonts w:ascii="Arial" w:hAnsi="Arial" w:cs="Arial"/>
                 <w:sz w:val="18"/>
               </w:rPr>
-              <w:t>Facilitadores: conocimiento previo de las tecnologías, repositorio existente, separación modular, datos de demostración y posibilidad de probar los flujos principales sin integraciones productivas. Dificultades posibles: crecimiento del alcance, acceso limitado a comerciantes, conectividad móvil, credenciales de servicios externos y tiempo de documentación. Se mitigarán congelando el alcance del MVP, usando alternativas controladas —código de barras o pista manual cuando no exista IA, Webpay simulado y modo</w:t>
-            </w:r>
-            <w:r>
-              <w:rPr>
-                <w:rFonts w:ascii="Arial" w:hAnsi="Arial" w:cs="Arial"/>
-                <w:sz w:val="18"/>
-              </w:rPr>
-              <w:t xml:space="preserve"> local—, reservando semanas para integración y pruebas, y registrando resultados negativos o pendientes sin sobreestimarlos.</w:t>
+              <w:t>Facilitadores: conocimiento previo de las tecnologías, repositorio existente, separación modular, datos de demostración y posibilidad de probar los flujos principales sin integraciones productivas. Dificultades posibles: crecimiento del alcance, acceso limitado a comerciantes, conectividad móvil, credenciales de servicios externos y tiempo de documentación. Se mitigarán congelando el alcance del MVP, usando alternativas controladas —código de barras o pista manual cuando no exista IA, Webpay simulado y modo local—, reservando semanas para integración y pruebas, y registrando resultados negativos o pendientes sin sobreestimarlos.</w:t>
             </w:r>
           </w:p>
         </w:tc>
@@ -2438,23 +2348,7 @@
                 <w:rFonts w:ascii="Arial" w:hAnsi="Arial" w:cs="Arial"/>
                 <w:sz w:val="18"/>
               </w:rPr>
-              <w:t xml:space="preserve">Verificación: </w:t>
-            </w:r>
-            <w:proofErr w:type="spellStart"/>
-            <w:r>
-              <w:rPr>
-                <w:rFonts w:ascii="Arial" w:hAnsi="Arial" w:cs="Arial"/>
-                <w:sz w:val="18"/>
-              </w:rPr>
-              <w:t>typecheck</w:t>
-            </w:r>
-            <w:proofErr w:type="spellEnd"/>
-            <w:r>
-              <w:rPr>
-                <w:rFonts w:ascii="Arial" w:hAnsi="Arial" w:cs="Arial"/>
-                <w:sz w:val="18"/>
-              </w:rPr>
-              <w:t>, compilación, pruebas automatizadas, casos manuales, seguridad por roles, compatibilidad móvil y trazabilidad de defectos.</w:t>
+              <w:t>Verificación: typecheck, compilación, pruebas automatizadas, casos manuales, seguridad por roles, compatibilidad móvil y trazabilidad de defectos.</w:t>
             </w:r>
           </w:p>
           <w:p>
@@ -2554,23 +2448,7 @@
                 <w:rFonts w:ascii="Arial" w:hAnsi="Arial" w:cs="Arial"/>
                 <w:sz w:val="18"/>
               </w:rPr>
-              <w:t xml:space="preserve">Alexander Patiño: frontend </w:t>
-            </w:r>
-            <w:proofErr w:type="spellStart"/>
-            <w:r>
-              <w:rPr>
-                <w:rFonts w:ascii="Arial" w:hAnsi="Arial" w:cs="Arial"/>
-                <w:sz w:val="18"/>
-              </w:rPr>
-              <w:t>React</w:t>
-            </w:r>
-            <w:proofErr w:type="spellEnd"/>
-            <w:r>
-              <w:rPr>
-                <w:rFonts w:ascii="Arial" w:hAnsi="Arial" w:cs="Arial"/>
-                <w:sz w:val="18"/>
-              </w:rPr>
-              <w:t>, experiencia PWA, flujos móviles, accesibilidad e integración de interfaz con la API.</w:t>
+              <w:t>Alexander Patiño: frontend React, experiencia PWA, flujos móviles, accesibilidad e integración de interfaz con la API.</w:t>
             </w:r>
           </w:p>
           <w:p>
@@ -3483,23 +3361,7 @@
                 <w:rFonts w:ascii="Arial" w:hAnsi="Arial" w:cs="Arial"/>
                 <w:sz w:val="16"/>
               </w:rPr>
-              <w:t xml:space="preserve">Salida de </w:t>
-            </w:r>
-            <w:proofErr w:type="spellStart"/>
-            <w:r>
-              <w:rPr>
-                <w:rFonts w:ascii="Arial" w:hAnsi="Arial" w:cs="Arial"/>
-                <w:sz w:val="16"/>
-              </w:rPr>
-              <w:t>typecheck</w:t>
-            </w:r>
-            <w:proofErr w:type="spellEnd"/>
-            <w:r>
-              <w:rPr>
-                <w:rFonts w:ascii="Arial" w:hAnsi="Arial" w:cs="Arial"/>
-                <w:sz w:val="16"/>
-              </w:rPr>
-              <w:t>, compilación y pruebas; matriz de casos con ambiente, pasos, responsable, resultado y evidencia.</w:t>
+              <w:t>Salida de typecheck, compilación y pruebas; matriz de casos con ambiente, pasos, responsable, resultado y evidencia.</w:t>
             </w:r>
           </w:p>
         </w:tc>
@@ -4098,21 +3960,7 @@
               <w:rPr>
                 <w:rFonts w:ascii="Arial" w:hAnsi="Arial" w:cs="Arial"/>
               </w:rPr>
-              <w:t xml:space="preserve">efine la planificación de tu Proyecto APT </w:t>
-            </w:r>
-            <w:proofErr w:type="gramStart"/>
-            <w:r>
-              <w:rPr>
-                <w:rFonts w:ascii="Arial" w:hAnsi="Arial" w:cs="Arial"/>
-              </w:rPr>
-              <w:t>de acuerdo a</w:t>
-            </w:r>
-            <w:proofErr w:type="gramEnd"/>
-            <w:r>
-              <w:rPr>
-                <w:rFonts w:ascii="Arial" w:hAnsi="Arial" w:cs="Arial"/>
-              </w:rPr>
-              <w:t xml:space="preserve"> lo requerido</w:t>
+              <w:t>efine la planificación de tu Proyecto APT de acuerdo a lo requerido</w:t>
             </w:r>
             <w:r>
               <w:rPr>
@@ -4288,25 +4136,7 @@
                 <w:b/>
                 <w:sz w:val="15"/>
               </w:rPr>
-              <w:t xml:space="preserve">Nombre </w:t>
-            </w:r>
-            <w:proofErr w:type="gramStart"/>
-            <w:r>
-              <w:rPr>
-                <w:rFonts w:ascii="Arial" w:hAnsi="Arial" w:cs="Arial"/>
-                <w:b/>
-                <w:sz w:val="15"/>
-              </w:rPr>
-              <w:t>de  Actividades</w:t>
-            </w:r>
-            <w:proofErr w:type="gramEnd"/>
-            <w:r>
-              <w:rPr>
-                <w:rFonts w:ascii="Arial" w:hAnsi="Arial" w:cs="Arial"/>
-                <w:b/>
-                <w:sz w:val="15"/>
-              </w:rPr>
-              <w:t>/Tareas</w:t>
+              <w:t>Nombre de  Actividades/Tareas</w:t>
             </w:r>
           </w:p>
         </w:tc>
@@ -4978,23 +4808,7 @@
                 <w:rFonts w:ascii="Arial" w:hAnsi="Arial" w:cs="Arial"/>
                 <w:sz w:val="15"/>
               </w:rPr>
-              <w:t xml:space="preserve">Evitar crecimiento de alcance; congelar núcleo y mantener </w:t>
-            </w:r>
-            <w:proofErr w:type="spellStart"/>
-            <w:r>
-              <w:rPr>
-                <w:rFonts w:ascii="Arial" w:hAnsi="Arial" w:cs="Arial"/>
-                <w:sz w:val="15"/>
-              </w:rPr>
-              <w:t>roadmap</w:t>
-            </w:r>
-            <w:proofErr w:type="spellEnd"/>
-            <w:r>
-              <w:rPr>
-                <w:rFonts w:ascii="Arial" w:hAnsi="Arial" w:cs="Arial"/>
-                <w:sz w:val="15"/>
-              </w:rPr>
-              <w:t xml:space="preserve"> separado.</w:t>
+              <w:t>Evitar crecimiento de alcance; congelar núcleo y mantener roadmap separado.</w:t>
             </w:r>
           </w:p>
         </w:tc>
@@ -5132,23 +4946,7 @@
                 <w:rFonts w:ascii="Arial" w:hAnsi="Arial" w:cs="Arial"/>
                 <w:sz w:val="15"/>
               </w:rPr>
-              <w:t xml:space="preserve">PostgreSQL, diagramas, </w:t>
-            </w:r>
-            <w:proofErr w:type="spellStart"/>
-            <w:r>
-              <w:rPr>
-                <w:rFonts w:ascii="Arial" w:hAnsi="Arial" w:cs="Arial"/>
-                <w:sz w:val="15"/>
-              </w:rPr>
-              <w:t>TypeScript</w:t>
-            </w:r>
-            <w:proofErr w:type="spellEnd"/>
-            <w:r>
-              <w:rPr>
-                <w:rFonts w:ascii="Arial" w:hAnsi="Arial" w:cs="Arial"/>
-                <w:sz w:val="15"/>
-              </w:rPr>
-              <w:t xml:space="preserve"> y revisión técnica.</w:t>
+              <w:t>PostgreSQL, diagramas, TypeScript y revisión técnica.</w:t>
             </w:r>
           </w:p>
         </w:tc>
@@ -5385,23 +5183,7 @@
                 <w:rFonts w:ascii="Arial" w:hAnsi="Arial" w:cs="Arial"/>
                 <w:sz w:val="15"/>
               </w:rPr>
-              <w:t xml:space="preserve">Node.js, </w:t>
-            </w:r>
-            <w:proofErr w:type="spellStart"/>
-            <w:r>
-              <w:rPr>
-                <w:rFonts w:ascii="Arial" w:hAnsi="Arial" w:cs="Arial"/>
-                <w:sz w:val="15"/>
-              </w:rPr>
-              <w:t>React</w:t>
-            </w:r>
-            <w:proofErr w:type="spellEnd"/>
-            <w:r>
-              <w:rPr>
-                <w:rFonts w:ascii="Arial" w:hAnsi="Arial" w:cs="Arial"/>
-                <w:sz w:val="15"/>
-              </w:rPr>
-              <w:t>, PostgreSQL, entorno local.</w:t>
+              <w:t>Node.js, React, PostgreSQL, entorno local.</w:t>
             </w:r>
           </w:p>
         </w:tc>
@@ -5638,23 +5420,7 @@
                 <w:rFonts w:ascii="Arial" w:hAnsi="Arial" w:cs="Arial"/>
                 <w:sz w:val="15"/>
               </w:rPr>
-              <w:t xml:space="preserve">PWA, móvil, </w:t>
-            </w:r>
-            <w:proofErr w:type="spellStart"/>
-            <w:r>
-              <w:rPr>
-                <w:rFonts w:ascii="Arial" w:hAnsi="Arial" w:cs="Arial"/>
-                <w:sz w:val="15"/>
-              </w:rPr>
-              <w:t>ZXing</w:t>
-            </w:r>
-            <w:proofErr w:type="spellEnd"/>
-            <w:r>
-              <w:rPr>
-                <w:rFonts w:ascii="Arial" w:hAnsi="Arial" w:cs="Arial"/>
-                <w:sz w:val="15"/>
-              </w:rPr>
-              <w:t>, servicios externos y entorno HTTPS.</w:t>
+              <w:t>PWA, móvil, ZXing, servicios externos y entorno HTTPS.</w:t>
             </w:r>
           </w:p>
         </w:tc>
@@ -5891,23 +5657,7 @@
                 <w:rFonts w:ascii="Arial" w:hAnsi="Arial" w:cs="Arial"/>
                 <w:sz w:val="15"/>
               </w:rPr>
-              <w:t xml:space="preserve">Matriz, </w:t>
-            </w:r>
-            <w:proofErr w:type="spellStart"/>
-            <w:r>
-              <w:rPr>
-                <w:rFonts w:ascii="Arial" w:hAnsi="Arial" w:cs="Arial"/>
-                <w:sz w:val="15"/>
-              </w:rPr>
-              <w:t>TypeScript</w:t>
-            </w:r>
-            <w:proofErr w:type="spellEnd"/>
-            <w:r>
-              <w:rPr>
-                <w:rFonts w:ascii="Arial" w:hAnsi="Arial" w:cs="Arial"/>
-                <w:sz w:val="15"/>
-              </w:rPr>
-              <w:t>, runner de pruebas, navegadores y móviles.</w:t>
+              <w:t>Matriz, TypeScript, runner de pruebas, navegadores y móviles.</w:t>
             </w:r>
           </w:p>
         </w:tc>
